--- a/output/IS-006-存取控制管理程序.docx
+++ b/output/IS-006-存取控制管理程序.docx
@@ -72,7 +72,7 @@
         </w:rPr>
       </w:pPr>
       <w:r>
-        <w:t xml:space="preserve">新世紀虛擬科技股份有限公司</w:t>
+        <w:t xml:space="preserve">E2E測試科技股份有限公司</w:t>
       </w:r>
     </w:p>
     <w:p>
@@ -349,7 +349,7 @@
         </w:sectPr>
       </w:pPr>
       <w:r>
-        <w:t xml:space="preserve">發行日期：2026/05/20</w:t>
+        <w:t xml:space="preserve">發行日期：2026/03/06</w:t>
       </w:r>
     </w:p>
     <w:tbl>
@@ -587,7 +587,7 @@
               </w:rPr>
             </w:pPr>
             <w:r>
-              <w:t xml:space="preserve">2026/05/20</w:t>
+              <w:t xml:space="preserve">2026/03/06</w:t>
             </w:r>
           </w:p>
         </w:tc>
@@ -2543,7 +2543,7 @@
         </w:rPr>
       </w:pPr>
       <w:r>
-        <w:t xml:space="preserve">確保新世紀虛擬科技股份有限公司（以下簡稱本公司）資訊安全管理範圍內辦公室及資訊機房之資訊資產存取權限經適當的授權及控管，以防止不當存取，並運用密碼學確保資訊傳輸及儲存安全。</w:t>
+        <w:t xml:space="preserve">確保E2E測試科技股份有限公司（以下簡稱本公司）資訊安全管理範圍內辦公室及資訊機房之資訊資產存取權限經適當的授權及控管，以防止不當存取，並運用密碼學確保資訊傳輸及儲存安全。</w:t>
       </w:r>
     </w:p>
     <w:p>

--- a/output/IS-006-存取控制管理程序.docx
+++ b/output/IS-006-存取控制管理程序.docx
@@ -72,6 +72,10 @@
         </w:rPr>
       </w:pPr>
       <w:r>
+        <w:rPr>
+          <w:b/>
+          <w:sz w:val="48"/>
+        </w:rPr>
         <w:t xml:space="preserve">E2E測試科技股份有限公司</w:t>
       </w:r>
     </w:p>
